--- a/eng/docx/26.content.docx
+++ b/eng/docx/26.content.docx
@@ -19,7 +19,7 @@
         <w:rPr>
           <w:lang w:val="en_US" w:bidi="en_US"/>
         </w:rPr>
-        <w:t>Resource: Study Notes - Book Intros (Tyndale)</w:t>
+        <w:t>Resource: Tyndale Open Study Notes</w:t>
       </w:r>
       <w:r>
         <w:rPr>
@@ -112,7 +112,7 @@
         <w:rPr>
           <w:lang w:val="en_US" w:bidi="en_US"/>
         </w:rPr>
-        <w:t>Study Notes - Book Intros (Tyndale)</w:t>
+        <w:t>Tyndale Open Study Notes</w:t>
       </w:r>
     </w:p>
     <w:p>

--- a/eng/docx/26.content.docx
+++ b/eng/docx/26.content.docx
@@ -231,7 +231,7 @@
         <w:rPr>
           <w:lang w:val="en_US" w:bidi="en_US"/>
         </w:rPr>
-        <w:t>The prophet Ezekiel’s book contains strange visions, images, and messages that seem far removed from contemporary life. Yet its message remains very relevant: God will purify his people and live among them forever. Even during the darkest days, God insisted that he would restore his people. This message offered hope to the exiled people of Judah and provides inspiration to all who put their trust in him.</w:t>
+        <w:t>The book of the prophet Ezekiel contains visions, images, and messages that may seem strange to people today. But its message still matters: God will make his people pure and live with them forever. Even in their darkest days, God promised to bring his people back to himself. This message gave hope to the people of Judah in exile, when they were forced to live away from their land. It also gives hope to all who trust in God.</w:t>
       </w:r>
     </w:p>
     <w:p>
@@ -256,7 +256,7 @@
         <w:rPr>
           <w:lang w:val="en_US" w:bidi="en_US"/>
         </w:rPr>
-        <w:t>The book of Ezekiel was written from Babylonia during the difficult days of Judah’s exile in Babylon (605–538 BC). The Babylonians had captured the Assyrian capital of Nineveh (612 BC), and Babylonian domination was made complete with the defeat of the last resisting Assyrians at the decisive battle of Carchemish (605 BC). In that same year, the Babylonians raided Judah and took hostages from the upper classes back to Babylon, including Daniel and his three friends (</w:t>
+        <w:t>The book of Ezekiel was written in Babylonia during Judah’s exile in Babylon. This was a difficult time for God’s people, from 605 to 538 BC. The Babylonians captured Nineveh, the capital of Assyria, in 612 BC. They defeated the last Assyrian armies at the important battle of Carchemish in 605 BC. After this battle, Babylon controlled the region. In that same year, the Babylonians attacked Judah. They took some people from Judah’s leading families to Babylon as captives. These included Daniel and his three friends (</w:t>
       </w:r>
       <w:hyperlink r:id="rId13">
         <w:r>
@@ -267,7 +267,7 @@
             <w:color w:val="0000EE"/>
             <w:u w:val="single"/>
           </w:rPr>
-          <w:t>Dan 1:1–5</w:t>
+          <w:t>Daniel 1:1–5</w:t>
         </w:r>
       </w:hyperlink>
       <w:r>
@@ -288,7 +288,7 @@
         <w:rPr>
           <w:lang w:val="en_US" w:bidi="en_US"/>
         </w:rPr>
-        <w:t>In 601 BC, King Jehoiakim of Judah rebelled against the Babylonians, and he died during the ensuing siege (598 BC). His son, Jehoiachin, reigned for only a brief period before he surrendered and was taken to Babylon in 597 BC. At that time the Babylonians also took the prophet Ezekiel and other prominent people into exile and plundered many treasures from the Temple in Jerusalem.</w:t>
+        <w:t>In 601 BC, King Jehoiakim of Judah rebelled against Babylon. He died during the siege that followed in 598 BC. His son Jehoiachin ruled for only a short time. Then he surrendered and was taken to Babylon in 597 BC. At that time, the Babylonians also took the prophet Ezekiel and other important people into exile. They also took many treasures from the temple in Jerusalem.</w:t>
       </w:r>
     </w:p>
     <w:p>
@@ -302,7 +302,7 @@
         <w:rPr>
           <w:lang w:val="en_US" w:bidi="en_US"/>
         </w:rPr>
-        <w:t>While Ezekiel was in Babylon, the Babylonians placed Jehoiachin’s uncle Zedekiah on the throne of Judah. When Zedekiah rebelled against Babylon, the Babylonians ravaged Judah and besieged Jerusalem in January 588 BC. The city was finally breached and destroyed in August 586 BC. The Babylonians forced Zedekiah to watch as they put his sons to death; then he was blinded and taken to Babylon with the other citizens of Judah who had skills useful to their overlords. These exiles remained in Babylon for a generation until the fortunes of the empire changed again (see the book of Ezra).</w:t>
+        <w:t>While Ezekiel was in Babylon, the Babylonians made Zedekiah king of Judah. Zedekiah was Jehoiachin’s uncle. When Zedekiah rebelled against Babylon, the Babylonians attacked Judah and surrounded Jerusalem in January 588 BC. They broke into the city and destroyed it in August 586 BC.</w:t>
       </w:r>
     </w:p>
     <w:p>
@@ -316,36 +316,7 @@
         <w:rPr>
           <w:lang w:val="en_US" w:bidi="en_US"/>
         </w:rPr>
-        <w:t>Ezekiel’s first visions took place in Babylon in 593 BC, when he was thirty years old (</w:t>
-      </w:r>
-      <w:hyperlink r:id="rId14">
-        <w:r>
-          <w:rPr>
-            <w:lang w:val="en_US" w:bidi="en_US"/>
-          </w:rPr>
-          <w:rPr>
-            <w:color w:val="0000EE"/>
-            <w:u w:val="single"/>
-          </w:rPr>
-          <w:t>Ezek 1:1–2</w:t>
-        </w:r>
-      </w:hyperlink>
-      <w:r>
-        <w:rPr>
-          <w:lang w:val="en_US" w:bidi="en_US"/>
-        </w:rPr>
-        <w:t>).</w:t>
-      </w:r>
-    </w:p>
-    <w:p>
-      <w:pPr>
-        <w:pStyle w:val="Heading2"/>
-      </w:pPr>
-      <w:r>
-        <w:rPr>
-          <w:lang w:val="en_US" w:bidi="en_US"/>
-        </w:rPr>
-        <w:t>Summary</w:t>
+        <w:t>The Babylonians forced Zedekiah to watch as they killed his sons. Then they blinded him and took him to Babylon. They also took other skilled people from Judah to Babylon, where the empire could use their skills. These exiles stayed in Babylon for a generation. Later, the power of the empire changed again (see the book of Ezra).</w:t>
       </w:r>
     </w:p>
     <w:p>
@@ -359,7 +330,36 @@
         <w:rPr>
           <w:lang w:val="en_US" w:bidi="en_US"/>
         </w:rPr>
-        <w:t>Ezekiel’s visions span the years leading up to and following the destruction of Jerusalem in 586 BC. Before Jerusalem’s fall, Ezekiel delivered the woeful message that judgment would come upon the people of Judah. After that event, Ezekiel conveyed a new vision of hope: Israel would emerge from the ashes of her past. Although the prophet mourned what had been lost, he saw a bright future when the people would repent of the sins that brought their destruction and the Lord would establish the nation in holiness.</w:t>
+        <w:t>Ezekiel received his first visions in Babylon in 593 BC, when he was 30 years old (</w:t>
+      </w:r>
+      <w:hyperlink r:id="rId14">
+        <w:r>
+          <w:rPr>
+            <w:lang w:val="en_US" w:bidi="en_US"/>
+          </w:rPr>
+          <w:rPr>
+            <w:color w:val="0000EE"/>
+            <w:u w:val="single"/>
+          </w:rPr>
+          <w:t>Ezekiel 1:1–2</w:t>
+        </w:r>
+      </w:hyperlink>
+      <w:r>
+        <w:rPr>
+          <w:lang w:val="en_US" w:bidi="en_US"/>
+        </w:rPr>
+        <w:t>).</w:t>
+      </w:r>
+    </w:p>
+    <w:p>
+      <w:pPr>
+        <w:pStyle w:val="Heading2"/>
+      </w:pPr>
+      <w:r>
+        <w:rPr>
+          <w:lang w:val="en_US" w:bidi="en_US"/>
+        </w:rPr>
+        <w:t>Summary</w:t>
       </w:r>
     </w:p>
     <w:p>
@@ -369,6 +369,20 @@
           <w:lang w:val="en_US" w:bidi="en_US"/>
         </w:rPr>
       </w:r>
+      <w:r>
+        <w:rPr>
+          <w:lang w:val="en_US" w:bidi="en_US"/>
+        </w:rPr>
+        <w:t>Ezekiel’s visions cover the years before and after Jerusalem was destroyed in 586 BC. Before Jerusalem fell, Ezekiel gave a sad message: God’s judgment would come on the people of Judah. After Jerusalem was destroyed, Ezekiel gave a new message of hope. Israel would rise again from its ruined past. Ezekiel mourned what the people had lost. But he also saw that God would give them hope. The people would turn away from the sins that led to their destruction, and the Lord would make the nation holy.</w:t>
+      </w:r>
+    </w:p>
+    <w:p>
+      <w:pPr/>
+      <w:r>
+        <w:rPr>
+          <w:lang w:val="en_US" w:bidi="en_US"/>
+        </w:rPr>
+      </w:r>
       <w:hyperlink r:id="rId15">
         <w:r>
           <w:rPr>
@@ -385,7 +399,7 @@
         <w:rPr>
           <w:lang w:val="en_US" w:bidi="en_US"/>
         </w:rPr>
-        <w:t xml:space="preserve"> tell of Ezekiel’s call and commissioning as a prophet. His opening vision tells of the Lord’s glory, ominously on the move (</w:t>
+        <w:t xml:space="preserve"> describe how God called Ezekiel to be a prophet. Ezekiel’s first vision shows the glory of the Lord moving toward Judah in "a whirlwind" (</w:t>
       </w:r>
       <w:hyperlink r:id="rId16">
         <w:r>
@@ -403,7 +417,7 @@
         <w:rPr>
           <w:lang w:val="en_US" w:bidi="en_US"/>
         </w:rPr>
-        <w:t>). With images of motion and judgment, the vision depicts the Lord as the divine warrior in his heavenly chariot, coming to judge his people. During Ezekiel’s call (</w:t>
+        <w:t>). The vision uses pictures of movement and judgment. It shows the Lord as a divine warrior, riding in his heavenly chariot and coming to judge his people. When God called Ezekiel, the Spirit told him that the people of Judah were stubborn and rebellious. They would not listen to his message (</w:t>
       </w:r>
       <w:hyperlink r:id="rId17">
         <w:r>
@@ -421,7 +435,21 @@
         <w:rPr>
           <w:lang w:val="en_US" w:bidi="en_US"/>
         </w:rPr>
-        <w:t>), the Spirit told him that the stubborn and rebellious people of Judah would not listen to his message. However, the Lord wanted Ezekiel to be equally stubborn in faithfully delivering his message. Like a watchman (</w:t>
+        <w:t>). But the Lord wanted Ezekiel to be firm and faithful as he spoke God’s message.</w:t>
+      </w:r>
+    </w:p>
+    <w:p>
+      <w:pPr/>
+      <w:r>
+        <w:rPr>
+          <w:lang w:val="en_US" w:bidi="en_US"/>
+        </w:rPr>
+      </w:r>
+      <w:r>
+        <w:rPr>
+          <w:lang w:val="en_US" w:bidi="en_US"/>
+        </w:rPr>
+        <w:t>Ezekiel was like a watchman, a person who warned a city when danger was coming (</w:t>
       </w:r>
       <w:hyperlink r:id="rId18">
         <w:r>
@@ -439,7 +467,7 @@
         <w:rPr>
           <w:lang w:val="en_US" w:bidi="en_US"/>
         </w:rPr>
-        <w:t>), he should sound the alarm clearly and distinctly. God would hold the prophet accountable for delivering the message, not for the people’s response.</w:t>
+        <w:t>). He had to give God’s warning clearly. God would hold Ezekiel responsible for giving the message. But God would not hold him responsible for how the people responded.</w:t>
       </w:r>
     </w:p>
     <w:p>
@@ -471,7 +499,15 @@
         <w:rPr>
           <w:lang w:val="en_US" w:bidi="en_US"/>
         </w:rPr>
-        <w:t xml:space="preserve">, Ezekiel delivers a litany of doom against Judah and Jerusalem. The prophet performs a series of sign acts depicting the coming siege and destruction of Jerusalem. </w:t>
+        <w:t>, Ezekiel gives many messages of judgment against Judah and Jerusalem. He also performs several sign acts. These are actions that show a message from God. They show that Jerusalem will be surrounded, attacked, and destroyed.</w:t>
+      </w:r>
+    </w:p>
+    <w:p>
+      <w:pPr/>
+      <w:r>
+        <w:rPr>
+          <w:lang w:val="en_US" w:bidi="en_US"/>
+        </w:rPr>
       </w:r>
       <w:hyperlink r:id="rId20">
         <w:r>
@@ -489,25 +525,7 @@
         <w:rPr>
           <w:lang w:val="en_US" w:bidi="en_US"/>
         </w:rPr>
-        <w:t xml:space="preserve"> depict Jerusalem’s sins in four scenes of increasing abomination that clearly illustrate the reason for the coming destruction. God’s glory departs from the sanctuary, and the Temple is completely destroyed. The poems, oracles, and visions throughout this section cumulatively establish the inevitability and justice of Jerusalem’s destruction, culminating with the announcement of Nebuchadnezzar’s siege of Jerusalem and a final message of the certainty of judgment (</w:t>
-      </w:r>
-      <w:hyperlink r:id="rId21">
-        <w:r>
-          <w:rPr>
-            <w:lang w:val="en_US" w:bidi="en_US"/>
-          </w:rPr>
-          <w:rPr>
-            <w:color w:val="0000EE"/>
-            <w:u w:val="single"/>
-          </w:rPr>
-          <w:t>ch 24</w:t>
-        </w:r>
-      </w:hyperlink>
-      <w:r>
-        <w:rPr>
-          <w:lang w:val="en_US" w:bidi="en_US"/>
-        </w:rPr>
-        <w:t>).</w:t>
+        <w:t xml:space="preserve"> describe Jerusalem's sins in four scenes. Each scene shows evil that is worse than the scene before it. These scenes explain why God’s judgment is coming. God’s glory leaves the sanctuary, the holy place where the people worshiped him. Later, the temple is completely destroyed.</w:t>
       </w:r>
     </w:p>
     <w:p>
@@ -521,9 +539,9 @@
         <w:rPr>
           <w:lang w:val="en_US" w:bidi="en_US"/>
         </w:rPr>
-        <w:t>Ezekiel then turns toward hope, beginning with seven messages (</w:t>
-      </w:r>
-      <w:hyperlink r:id="rId22">
+        <w:t>The poems, messages, and visions in this section all point to the same truth. Jerusalem’s destruction is certain, and God’s judgment is just. This section ends with the announcement that Nebuchadnezzar has surrounded Jerusalem. It also ends with one final message that God’s judgment will surely come (</w:t>
+      </w:r>
+      <w:hyperlink r:id="rId21">
         <w:r>
           <w:rPr>
             <w:lang w:val="en_US" w:bidi="en_US"/>
@@ -532,32 +550,14 @@
             <w:color w:val="0000EE"/>
             <w:u w:val="single"/>
           </w:rPr>
-          <w:t>chs 25–32</w:t>
+          <w:t>chapter 24</w:t>
         </w:r>
       </w:hyperlink>
       <w:r>
         <w:rPr>
           <w:lang w:val="en_US" w:bidi="en_US"/>
         </w:rPr>
-        <w:t>) that indict the surrounding nations for having assisted the Babylonians and for delighting in Jerusalem’s fall. These messages show that the promise God made to Abraham remained intact: “I will . . . curse those who treat you with contempt” (</w:t>
-      </w:r>
-      <w:hyperlink r:id="rId23">
-        <w:r>
-          <w:rPr>
-            <w:lang w:val="en_US" w:bidi="en_US"/>
-          </w:rPr>
-          <w:rPr>
-            <w:color w:val="0000EE"/>
-            <w:u w:val="single"/>
-          </w:rPr>
-          <w:t>Gen 12:3</w:t>
-        </w:r>
-      </w:hyperlink>
-      <w:r>
-        <w:rPr>
-          <w:lang w:val="en_US" w:bidi="en_US"/>
-        </w:rPr>
-        <w:t>). God’s judgment would come on all who took pleasure in the downfall of his people and who profited from their demise.</w:t>
+        <w:t>).</w:t>
       </w:r>
     </w:p>
     <w:p>
@@ -567,6 +567,68 @@
           <w:lang w:val="en_US" w:bidi="en_US"/>
         </w:rPr>
       </w:r>
+      <w:r>
+        <w:rPr>
+          <w:lang w:val="en_US" w:bidi="en_US"/>
+        </w:rPr>
+        <w:t>Ezekiel then turns to a message of hope. He begins with seven messages against the nations around Judah (</w:t>
+      </w:r>
+      <w:hyperlink r:id="rId22">
+        <w:r>
+          <w:rPr>
+            <w:lang w:val="en_US" w:bidi="en_US"/>
+          </w:rPr>
+          <w:rPr>
+            <w:color w:val="0000EE"/>
+            <w:u w:val="single"/>
+          </w:rPr>
+          <w:t>chapters 25–32</w:t>
+        </w:r>
+      </w:hyperlink>
+      <w:r>
+        <w:rPr>
+          <w:lang w:val="en_US" w:bidi="en_US"/>
+        </w:rPr>
+        <w:t xml:space="preserve">). These nations helped the Babylonians and were glad when Jerusalem fell. These messages show that God’s promise to Abraham still stood: “I will … </w:t>
+      </w:r>
+      <w:r>
+        <w:rPr>
+          <w:lang w:val="en_US" w:bidi="en_US"/>
+        </w:rPr>
+        <w:t>curse those who curse you</w:t>
+      </w:r>
+      <w:r>
+        <w:rPr>
+          <w:lang w:val="en_US" w:bidi="en_US"/>
+        </w:rPr>
+        <w:t>” (</w:t>
+      </w:r>
+      <w:hyperlink r:id="rId23">
+        <w:r>
+          <w:rPr>
+            <w:lang w:val="en_US" w:bidi="en_US"/>
+          </w:rPr>
+          <w:rPr>
+            <w:color w:val="0000EE"/>
+            <w:u w:val="single"/>
+          </w:rPr>
+          <w:t>Genesis 12:3</w:t>
+        </w:r>
+      </w:hyperlink>
+      <w:r>
+        <w:rPr>
+          <w:lang w:val="en_US" w:bidi="en_US"/>
+        </w:rPr>
+        <w:t>). God would judge all who were glad when his people fell. He would also judge those who gained from their suffering.</w:t>
+      </w:r>
+    </w:p>
+    <w:p>
+      <w:pPr/>
+      <w:r>
+        <w:rPr>
+          <w:lang w:val="en_US" w:bidi="en_US"/>
+        </w:rPr>
+      </w:r>
       <w:hyperlink r:id="rId24">
         <w:r>
           <w:rPr>
@@ -583,7 +645,7 @@
         <w:rPr>
           <w:lang w:val="en_US" w:bidi="en_US"/>
         </w:rPr>
-        <w:t xml:space="preserve"> complete the movement from judgment to hope, beginning with the decisive moment when the exiles finally hear the news of Jerusalem’s destruction (</w:t>
+        <w:t xml:space="preserve"> complete the movement from judgment to hope. This section begins when the exiles hear that Jerusalem has been destroyed (</w:t>
       </w:r>
       <w:hyperlink r:id="rId25">
         <w:r>
@@ -601,43 +663,7 @@
         <w:rPr>
           <w:lang w:val="en_US" w:bidi="en_US"/>
         </w:rPr>
-        <w:t>). At this point the Lord again commissions the prophet Ezekiel to minister as a watchman, proclaiming judgment on those who refuse to repent and promising life for those who do. Messages of hope promise a new shepherd with a renewed covenant and land, where the people will dwell together in unity (</w:t>
-      </w:r>
-      <w:hyperlink r:id="rId26">
-        <w:r>
-          <w:rPr>
-            <w:lang w:val="en_US" w:bidi="en_US"/>
-          </w:rPr>
-          <w:rPr>
-            <w:color w:val="0000EE"/>
-            <w:u w:val="single"/>
-          </w:rPr>
-          <w:t>chs 34–37</w:t>
-        </w:r>
-      </w:hyperlink>
-      <w:r>
-        <w:rPr>
-          <w:lang w:val="en_US" w:bidi="en_US"/>
-        </w:rPr>
-        <w:t>). The dark clouds of war threaten this picture of blessing (</w:t>
-      </w:r>
-      <w:hyperlink r:id="rId27">
-        <w:r>
-          <w:rPr>
-            <w:lang w:val="en_US" w:bidi="en_US"/>
-          </w:rPr>
-          <w:rPr>
-            <w:color w:val="0000EE"/>
-            <w:u w:val="single"/>
-          </w:rPr>
-          <w:t>chs 38–39</w:t>
-        </w:r>
-      </w:hyperlink>
-      <w:r>
-        <w:rPr>
-          <w:lang w:val="en_US" w:bidi="en_US"/>
-        </w:rPr>
-        <w:t>), but the Lord demonstrates the certainty of the new state of affairs. The Lord gathers the forces of Gog and his allies, not to judge his peacefully settled people, but to smash their enemies once and for all.</w:t>
+        <w:t>). At this point, the Lord again calls Ezekiel to serve as a watchman. Ezekiel must announce judgment on those who refuse to turn away from sin. He must also promise life to those who do turn away from sin.</w:t>
       </w:r>
     </w:p>
     <w:p>
@@ -651,9 +677,9 @@
         <w:rPr>
           <w:lang w:val="en_US" w:bidi="en_US"/>
         </w:rPr>
-        <w:t>After God defeats Gog and his allies, he can reveal the final Temple and the reoriented land (</w:t>
-      </w:r>
-      <w:hyperlink r:id="rId28">
+        <w:t>The messages of hope promise a new shepherd, a renewed covenant (a binding agreement between God and his people), and a renewed land. In this renewed land, the people will live together in unity (</w:t>
+      </w:r>
+      <w:hyperlink r:id="rId26">
         <w:r>
           <w:rPr>
             <w:lang w:val="en_US" w:bidi="en_US"/>
@@ -662,25 +688,14 @@
             <w:color w:val="0000EE"/>
             <w:u w:val="single"/>
           </w:rPr>
-          <w:t>chs 40–48</w:t>
+          <w:t>chapters 34–37</w:t>
         </w:r>
       </w:hyperlink>
       <w:r>
         <w:rPr>
           <w:lang w:val="en_US" w:bidi="en_US"/>
         </w:rPr>
-        <w:t>). With architectural, ritual, and geographic imagery, Ezekiel’s final vision depicts the same message as the rest of the book: God will raise his people to a new level of holiness so that he can once again dwell in their midst. Those who were faithful in the past receive renewed access to God’s presence, while those who were less faithful remain on the margins. A river of life flows out from this new Temple; as it flows, it grows and transforms death into life. God’s final words to his people through Ezekiel do not warn of abandonment and destruction; rather, they promise fellowship and life.</w:t>
-      </w:r>
-    </w:p>
-    <w:p>
-      <w:pPr>
-        <w:pStyle w:val="Heading2"/>
-      </w:pPr>
-      <w:r>
-        <w:rPr>
-          <w:lang w:val="en_US" w:bidi="en_US"/>
-        </w:rPr>
-        <w:t>Authorship and Date</w:t>
+        <w:t xml:space="preserve">). </w:t>
       </w:r>
     </w:p>
     <w:p>
@@ -694,7 +709,96 @@
         <w:rPr>
           <w:lang w:val="en_US" w:bidi="en_US"/>
         </w:rPr>
-        <w:t>In the opening verses of the book, the prophet Ezekiel claims that he is the author (</w:t>
+        <w:t>War threatens this picture of blessing (</w:t>
+      </w:r>
+      <w:hyperlink r:id="rId27">
+        <w:r>
+          <w:rPr>
+            <w:lang w:val="en_US" w:bidi="en_US"/>
+          </w:rPr>
+          <w:rPr>
+            <w:color w:val="0000EE"/>
+            <w:u w:val="single"/>
+          </w:rPr>
+          <w:t>chapters 38–39</w:t>
+        </w:r>
+      </w:hyperlink>
+      <w:r>
+        <w:rPr>
+          <w:lang w:val="en_US" w:bidi="en_US"/>
+        </w:rPr>
+        <w:t>). But the Lord shows that this new future is certain. The Lord gathers Gog and his allies. He does this not to judge his people, who are living in peace, but to destroy their enemies completely.</w:t>
+      </w:r>
+    </w:p>
+    <w:p>
+      <w:pPr/>
+      <w:r>
+        <w:rPr>
+          <w:lang w:val="en_US" w:bidi="en_US"/>
+        </w:rPr>
+      </w:r>
+      <w:r>
+        <w:rPr>
+          <w:lang w:val="en_US" w:bidi="en_US"/>
+        </w:rPr>
+        <w:t>After God defeats Gog and his allies, he shows Ezekiel the final temple and the land set in a new order (</w:t>
+      </w:r>
+      <w:hyperlink r:id="rId28">
+        <w:r>
+          <w:rPr>
+            <w:lang w:val="en_US" w:bidi="en_US"/>
+          </w:rPr>
+          <w:rPr>
+            <w:color w:val="0000EE"/>
+            <w:u w:val="single"/>
+          </w:rPr>
+          <w:t>chapters 40–48</w:t>
+        </w:r>
+      </w:hyperlink>
+      <w:r>
+        <w:rPr>
+          <w:lang w:val="en_US" w:bidi="en_US"/>
+        </w:rPr>
+        <w:t xml:space="preserve">). Ezekiel’s final vision uses images of buildings, worship, and land. It gives the same message as the rest of the book: God will make his people holy in a new way so that he can live among them again. </w:t>
+      </w:r>
+    </w:p>
+    <w:p>
+      <w:pPr/>
+      <w:r>
+        <w:rPr>
+          <w:lang w:val="en_US" w:bidi="en_US"/>
+        </w:rPr>
+      </w:r>
+      <w:r>
+        <w:rPr>
+          <w:lang w:val="en_US" w:bidi="en_US"/>
+        </w:rPr>
+        <w:t>Those who were faithful in the past receive new access to God’s presence. Those who were less faithful remain farther away. A river of life flows out from this new temple. As the river flows, it grows and turns death into life. God’s final words to his people through Ezekiel are not words of abandonment and destruction. They are words that promise life and fellowship with God.</w:t>
+      </w:r>
+    </w:p>
+    <w:p>
+      <w:pPr>
+        <w:pStyle w:val="Heading2"/>
+      </w:pPr>
+      <w:r>
+        <w:rPr>
+          <w:lang w:val="en_US" w:bidi="en_US"/>
+        </w:rPr>
+        <w:t>Author and Date</w:t>
+      </w:r>
+    </w:p>
+    <w:p>
+      <w:pPr/>
+      <w:r>
+        <w:rPr>
+          <w:lang w:val="en_US" w:bidi="en_US"/>
+        </w:rPr>
+      </w:r>
+      <w:r>
+        <w:rPr>
+          <w:lang w:val="en_US" w:bidi="en_US"/>
+        </w:rPr>
+        <w:t>In the first verses of the book, Ezekiel says that he is the author (</w:t>
       </w:r>
       <w:hyperlink r:id="rId29">
         <w:r>
@@ -712,18 +816,7 @@
         <w:rPr>
           <w:lang w:val="en_US" w:bidi="en_US"/>
         </w:rPr>
-        <w:t>), and there is little reason to doubt his claim. The book shows all the interests expected from a priest such as Ezekiel, and the central event of Jerusalem’s destruction dominates the book’s structure. The prophet most likely wrote the book during the period in which his visions and messages were given (593–571 BC), with the completed composition probably dating shortly after the final message.</w:t>
-      </w:r>
-    </w:p>
-    <w:p>
-      <w:pPr>
-        <w:pStyle w:val="Heading2"/>
-      </w:pPr>
-      <w:r>
-        <w:rPr>
-          <w:lang w:val="en_US" w:bidi="en_US"/>
-        </w:rPr>
-        <w:t>Meaning and Message</w:t>
+        <w:t>). There is little reason to doubt this claim. The book shows the concerns we would expect from a priest like Ezekiel. The destruction of Jerusalem is also the main event that shapes the book.</w:t>
       </w:r>
     </w:p>
     <w:p>
@@ -737,7 +830,18 @@
         <w:rPr>
           <w:lang w:val="en_US" w:bidi="en_US"/>
         </w:rPr>
-        <w:t>Before 586 BC, both the exiles in Babylon and the people remaining in Judah were convinced that Jerusalem could not be destroyed. They believed that the presence of the Temple and its prescribed rituals would guarantee the city’s survival. Ezekiel had to tell them that they were completely wrong. Because the Temple and its rituals were corrupt and the hearts and lives of the people were thoroughly pagan, Jerusalem had to be destroyed.</w:t>
+        <w:t>Ezekiel most likely wrote the book during the years when he received his visions and messages, from 593 to 571 BC. The final form of the book probably came soon after his last message.</w:t>
+      </w:r>
+    </w:p>
+    <w:p>
+      <w:pPr>
+        <w:pStyle w:val="Heading2"/>
+      </w:pPr>
+      <w:r>
+        <w:rPr>
+          <w:lang w:val="en_US" w:bidi="en_US"/>
+        </w:rPr>
+        <w:t>Meaning and Message</w:t>
       </w:r>
     </w:p>
     <w:p>
@@ -751,7 +855,7 @@
         <w:rPr>
           <w:lang w:val="en_US" w:bidi="en_US"/>
         </w:rPr>
-        <w:t>While all the Old Testament prophets condemned sin and idolatry, perhaps none used quite such sweeping terms as Ezekiel. From Israel’s time in Egypt onward, the disobedience of God’s people infected every branch of society and encompassed every form of offense against God. God could not ignore or condone such sin and would surely judge his people soon. Nothing could save God’s city or its people from his judgment.</w:t>
+        <w:t>Before 586 BC, the exiles in Babylon and the people still living in Judah believed that Jerusalem could not be destroyed. They thought the temple and its required rituals would keep the city safe. Ezekiel had to tell them that they were completely wrong. The temple and its rituals had become corrupt. The people had turned away from the Lord. Because of this, Jerusalem had to be destroyed.</w:t>
       </w:r>
     </w:p>
     <w:p>
@@ -765,7 +869,33 @@
         <w:rPr>
           <w:lang w:val="en_US" w:bidi="en_US"/>
         </w:rPr>
-        <w:t>Following the destruction of Jerusalem, God’s people were in grave danger of disillusionment and despair. They felt spiritually dead, abandoned by God and cut off from his presence. They said, “Our sins are heavy upon us; we are wasting away! How can we survive?” (</w:t>
+        <w:t>ll the Old Testament prophets spoke against sin and idol worship. But Ezekiel used some of the strongest words. He said God’s people had disobeyed him since their time in Egypt. Their sin had spread through every part of society. They had offended God in every way. God could not ignore or accept such sin. He would soon judge his people. Nothing could save God’s city or its people from his judgment.</w:t>
+      </w:r>
+    </w:p>
+    <w:p>
+      <w:pPr/>
+      <w:r>
+        <w:rPr>
+          <w:lang w:val="en_US" w:bidi="en_US"/>
+        </w:rPr>
+      </w:r>
+      <w:r>
+        <w:rPr>
+          <w:lang w:val="en_US" w:bidi="en_US"/>
+        </w:rPr>
+        <w:t>After Jerusalem was destroyed, God’s people were in great danger of losing hope. They felt spiritually dead. They felt abandoned by God and separated from his presence. They said, “</w:t>
+      </w:r>
+      <w:r>
+        <w:rPr>
+          <w:lang w:val="en_US" w:bidi="en_US"/>
+        </w:rPr>
+        <w:t>Our transgressions and our sins are heavy upon us, and we are wasting away because of them! How can we live?</w:t>
+      </w:r>
+      <w:r>
+        <w:rPr>
+          <w:lang w:val="en_US" w:bidi="en_US"/>
+        </w:rPr>
+        <w:t>” (</w:t>
       </w:r>
       <w:hyperlink r:id="rId30">
         <w:r>
@@ -783,7 +913,7 @@
         <w:rPr>
           <w:lang w:val="en_US" w:bidi="en_US"/>
         </w:rPr>
-        <w:t>). Babylonian deities, who seemed to have triumphed over the Lord, surrounded the people. No one had returned home from captivity. Their hopes were dashed, and they believed they had no choice but to settle in the pagan land of Babylon and become part of its culture.</w:t>
+        <w:t xml:space="preserve">). </w:t>
       </w:r>
     </w:p>
     <w:p>
@@ -797,7 +927,21 @@
         <w:rPr>
           <w:lang w:val="en_US" w:bidi="en_US"/>
         </w:rPr>
-        <w:t>To these disillusioned people, the prophet delivered a message of God’s sovereignty and glory, depicting God as majestic, transcendent, and powerful. The Babylonian gods had certainly not defeated the Lord; rather, God had voluntarily abandoned his land and dwelling place because of his people’s sin. Although he left the defiled city of Jerusalem, this glorious God did not abandon his people. Instead, he went to the remnant of his people in exile (</w:t>
+        <w:t>The people lived in Babylon, where people worshiped many false gods. These gods seemed to have defeated the Lord. No one had returned home from captivity. The people’s hope was gone. They thought they had no choice but to stay in the pagan land of Babylon and become part of its culture.</w:t>
+      </w:r>
+    </w:p>
+    <w:p>
+      <w:pPr/>
+      <w:r>
+        <w:rPr>
+          <w:lang w:val="en_US" w:bidi="en_US"/>
+        </w:rPr>
+      </w:r>
+      <w:r>
+        <w:rPr>
+          <w:lang w:val="en_US" w:bidi="en_US"/>
+        </w:rPr>
+        <w:t>Ezekiel gave these discouraged people a message about God’s rule and glory. He showed that God is great, holy, and powerful. The gods of Babylon had not defeated the Lord. Instead, the Lord had chosen to leave his land and temple because of his people’s sin. But even though he left the unclean city of Jerusalem, he did not abandon his people. He went to the faithful remnant, the small group of his people who were in exile (</w:t>
       </w:r>
       <w:hyperlink r:id="rId31">
         <w:r>
@@ -815,7 +959,7 @@
         <w:rPr>
           <w:lang w:val="en_US" w:bidi="en_US"/>
         </w:rPr>
-        <w:t>), where Ezekiel himself first saw the Lord’s glory (</w:t>
+        <w:t>). This is where Ezekiel first saw the glory of the Lord (</w:t>
       </w:r>
       <w:hyperlink r:id="rId32">
         <w:r>
@@ -833,7 +977,21 @@
         <w:rPr>
           <w:lang w:val="en_US" w:bidi="en_US"/>
         </w:rPr>
-        <w:t>). God was still controlling all things, even the Babylonian king Nebuchadnezzar’s attempts to consult his own gods through divination (</w:t>
+        <w:t xml:space="preserve">). </w:t>
+      </w:r>
+    </w:p>
+    <w:p>
+      <w:pPr/>
+      <w:r>
+        <w:rPr>
+          <w:lang w:val="en_US" w:bidi="en_US"/>
+        </w:rPr>
+      </w:r>
+      <w:r>
+        <w:rPr>
+          <w:lang w:val="en_US" w:bidi="en_US"/>
+        </w:rPr>
+        <w:t>God was still ruling over all things. This included King Nebuchadnezzar’s attempts to ask his gods for guidance through divination, a practice of seeking hidden knowledge through signs (</w:t>
       </w:r>
       <w:hyperlink r:id="rId33">
         <w:r>
@@ -851,7 +1009,7 @@
         <w:rPr>
           <w:lang w:val="en_US" w:bidi="en_US"/>
         </w:rPr>
-        <w:t xml:space="preserve">; cp. </w:t>
+        <w:t xml:space="preserve">; compare </w:t>
       </w:r>
       <w:hyperlink r:id="rId34">
         <w:r>
@@ -862,14 +1020,14 @@
             <w:color w:val="0000EE"/>
             <w:u w:val="single"/>
           </w:rPr>
-          <w:t>Dan 2–4</w:t>
+          <w:t>Daniel 2–4</w:t>
         </w:r>
       </w:hyperlink>
       <w:r>
         <w:rPr>
           <w:lang w:val="en_US" w:bidi="en_US"/>
         </w:rPr>
-        <w:t>). The Lord had decreed the destruction of Jerusalem for its sins; Nebuchadnezzar was simply acting as God’s agent.</w:t>
+        <w:t>). The Lord had decided that Jerusalem would be destroyed because of its sins. Nebuchadnezzar was simply serving as God’s agent.</w:t>
       </w:r>
     </w:p>
     <w:p>
@@ -883,7 +1041,7 @@
         <w:rPr>
           <w:lang w:val="en_US" w:bidi="en_US"/>
         </w:rPr>
-        <w:t>Jerusalem’s destruction did not mark the end of the story for God’s people. God had promised to bless Abraham’s descendants, making them into a mighty nation and blessing all nations through them. The oracles against the nations surrounding Judah (</w:t>
+        <w:t>The destruction of Jerusalem was not the end of the story for God’s people. God had promised to bless Abraham’s descendants. He would make them into a great nation and bless all nations through them. The messages against the nations around Judah show that God had not forgotten this old promise (</w:t>
       </w:r>
       <w:hyperlink r:id="rId22">
         <w:r>
@@ -894,14 +1052,28 @@
             <w:color w:val="0000EE"/>
             <w:u w:val="single"/>
           </w:rPr>
-          <w:t>Ezek 25–32</w:t>
+          <w:t>Ezekiel 25–32</w:t>
         </w:r>
       </w:hyperlink>
       <w:r>
         <w:rPr>
           <w:lang w:val="en_US" w:bidi="en_US"/>
         </w:rPr>
-        <w:t>) demonstrated that God had not forgotten his ancient promise that those who rejoiced at Israel’s downfall would themselves be severely judged. God would not forever abandon his people. One day he would return to be their shepherd (</w:t>
+        <w:t>). He would judge the nations that were glad when Israel fell.</w:t>
+      </w:r>
+    </w:p>
+    <w:p>
+      <w:pPr/>
+      <w:r>
+        <w:rPr>
+          <w:lang w:val="en_US" w:bidi="en_US"/>
+        </w:rPr>
+      </w:r>
+      <w:r>
+        <w:rPr>
+          <w:lang w:val="en_US" w:bidi="en_US"/>
+        </w:rPr>
+        <w:t>God would not abandon his people forever. One day, he would return to be their shepherd (</w:t>
       </w:r>
       <w:hyperlink r:id="rId35">
         <w:r>
@@ -919,7 +1091,7 @@
         <w:rPr>
           <w:lang w:val="en_US" w:bidi="en_US"/>
         </w:rPr>
-        <w:t>); he would transform the land and the people from death to life. God’s glory would once again return to the Temple, which would never again be defiled. Further, God would gather his scattered people into his presence and replace the old ways of doing things with new laws and higher standards of holiness. When filled with God’s Spirit, the people would no longer defile the land with their sins.</w:t>
+        <w:t>). He would bring the land and the people from death to life. God’s glory would return to the temple, and the temple would never again be made unclean.</w:t>
       </w:r>
     </w:p>
     <w:p>
@@ -933,7 +1105,21 @@
         <w:rPr>
           <w:lang w:val="en_US" w:bidi="en_US"/>
         </w:rPr>
-        <w:t>Ezekiel points toward a greater hope fulfilled in Jesus Christ. Through Christ, God’s glory fully dwells in our midst as light in the darkness of our exile (</w:t>
+        <w:t>God would also gather his scattered people into his presence. He would replace their old ways with new laws and a higher call to holiness. When God filled the people with his Spirit, they would no longer make the land unclean with their sins.</w:t>
+      </w:r>
+    </w:p>
+    <w:p>
+      <w:pPr/>
+      <w:r>
+        <w:rPr>
+          <w:lang w:val="en_US" w:bidi="en_US"/>
+        </w:rPr>
+      </w:r>
+      <w:r>
+        <w:rPr>
+          <w:lang w:val="en_US" w:bidi="en_US"/>
+        </w:rPr>
+        <w:t>Ezekiel points to a greater hope that is fulfilled in Jesus Christ. Through Christ, God’s glory lives fully among us. He is the light in the darkness of our exile, when we are separated from our true home with God (</w:t>
       </w:r>
       <w:hyperlink r:id="rId31">
         <w:r>
@@ -987,7 +1173,7 @@
         <w:rPr>
           <w:lang w:val="en_US" w:bidi="en_US"/>
         </w:rPr>
-        <w:t>). The Good Shepherd restores justice for his sheep (</w:t>
+        <w:t>). Jesus is the Good Shepherd who brings justice for his sheep (</w:t>
       </w:r>
       <w:hyperlink r:id="rId38">
         <w:r>
@@ -998,7 +1184,7 @@
             <w:color w:val="0000EE"/>
             <w:u w:val="single"/>
           </w:rPr>
-          <w:t>Ezek 34:1–24</w:t>
+          <w:t>Ezekiel 34:1–24</w:t>
         </w:r>
       </w:hyperlink>
       <w:r>
@@ -1023,7 +1209,7 @@
         <w:rPr>
           <w:lang w:val="en_US" w:bidi="en_US"/>
         </w:rPr>
-        <w:t>). He fills us with his Spirit and makes us new creatures in him (</w:t>
+        <w:t>). He fills us with his Spirit and makes us new people in him (</w:t>
       </w:r>
       <w:hyperlink r:id="rId40">
         <w:r>
@@ -1034,7 +1220,7 @@
             <w:color w:val="0000EE"/>
             <w:u w:val="single"/>
           </w:rPr>
-          <w:t>Ezek 36:26–28</w:t>
+          <w:t>Ezekiel 36:26–28</w:t>
         </w:r>
       </w:hyperlink>
       <w:r>
@@ -1070,14 +1256,28 @@
             <w:color w:val="0000EE"/>
             <w:u w:val="single"/>
           </w:rPr>
-          <w:t>2 Cor 5:17</w:t>
+          <w:t>2 Corinthians 5:17</w:t>
         </w:r>
       </w:hyperlink>
       <w:r>
         <w:rPr>
           <w:lang w:val="en_US" w:bidi="en_US"/>
         </w:rPr>
-        <w:t>). Those who have allied themselves with Christ have even greater access to God’s presence than Ezekiel’s visions anticipated. They are able to approach the throne of grace freely and drink from the life-giving water that flows from the throne (</w:t>
+        <w:t xml:space="preserve">). </w:t>
+      </w:r>
+    </w:p>
+    <w:p>
+      <w:pPr/>
+      <w:r>
+        <w:rPr>
+          <w:lang w:val="en_US" w:bidi="en_US"/>
+        </w:rPr>
+      </w:r>
+      <w:r>
+        <w:rPr>
+          <w:lang w:val="en_US" w:bidi="en_US"/>
+        </w:rPr>
+        <w:t>Those who belong to Christ have even greater access to God’s presence than Ezekiel’s visions showed. They can come freely to God’s throne of grace. They can drink from the water of life that flows from the throne (</w:t>
       </w:r>
       <w:hyperlink r:id="rId43">
         <w:r>
@@ -1088,7 +1288,7 @@
             <w:color w:val="0000EE"/>
             <w:u w:val="single"/>
           </w:rPr>
-          <w:t>Ezek 47:1–11</w:t>
+          <w:t>Ezekiel 47:1–11</w:t>
         </w:r>
       </w:hyperlink>
       <w:r>
@@ -1106,14 +1306,14 @@
             <w:color w:val="0000EE"/>
             <w:u w:val="single"/>
           </w:rPr>
-          <w:t>Rev 22:1–5</w:t>
+          <w:t>Revelation 22:1–5</w:t>
         </w:r>
       </w:hyperlink>
       <w:r>
         <w:rPr>
           <w:lang w:val="en_US" w:bidi="en_US"/>
         </w:rPr>
-        <w:t>). Everything that Ezekiel anticipated—and more—is ours in Christ.</w:t>
+        <w:t>). Everything Ezekiel anticipated (and more) is ours in Christ.</w:t>
       </w:r>
       <w:r>
         <w:rPr>

--- a/eng/docx/26.content.docx
+++ b/eng/docx/26.content.docx
@@ -19,7 +19,7 @@
         <w:rPr>
           <w:lang w:val="en_US" w:bidi="en_US"/>
         </w:rPr>
-        <w:t>Resource: Tyndale Open Study Notes</w:t>
+        <w:t>Resource: Aquifer Open Study Notes (Book Intros)</w:t>
       </w:r>
       <w:r>
         <w:rPr>
@@ -112,7 +112,7 @@
         <w:rPr>
           <w:lang w:val="en_US" w:bidi="en_US"/>
         </w:rPr>
-        <w:t>Tyndale Open Study Notes</w:t>
+        <w:t>Aquifer Open Study Notes (Book Intros)</w:t>
       </w:r>
     </w:p>
     <w:p>

--- a/eng/docx/26.content.docx
+++ b/eng/docx/26.content.docx
@@ -258,18 +258,12 @@
         </w:rPr>
         <w:t>The book of Ezekiel was written in Babylonia during Judah’s exile in Babylon. This was a difficult time for God’s people, from 605 to 538 BC. The Babylonians captured Nineveh, the capital of Assyria, in 612 BC. They defeated the last Assyrian armies at the important battle of Carchemish in 605 BC. After this battle, Babylon controlled the region. In that same year, the Babylonians attacked Judah. They took some people from Judah’s leading families to Babylon as captives. These included Daniel and his three friends (</w:t>
       </w:r>
-      <w:hyperlink r:id="rId13">
-        <w:r>
-          <w:rPr>
-            <w:lang w:val="en_US" w:bidi="en_US"/>
-          </w:rPr>
-          <w:rPr>
-            <w:color w:val="0000EE"/>
-            <w:u w:val="single"/>
-          </w:rPr>
-          <w:t>Daniel 1:1–5</w:t>
-        </w:r>
-      </w:hyperlink>
+      <w:r>
+        <w:rPr>
+          <w:lang w:val="en_US" w:bidi="en_US"/>
+        </w:rPr>
+        <w:t>Daniel 1:1–5</w:t>
+      </w:r>
       <w:r>
         <w:rPr>
           <w:lang w:val="en_US" w:bidi="en_US"/>
@@ -332,18 +326,12 @@
         </w:rPr>
         <w:t>Ezekiel received his first visions in Babylon in 593 BC, when he was 30 years old (</w:t>
       </w:r>
-      <w:hyperlink r:id="rId14">
-        <w:r>
-          <w:rPr>
-            <w:lang w:val="en_US" w:bidi="en_US"/>
-          </w:rPr>
-          <w:rPr>
-            <w:color w:val="0000EE"/>
-            <w:u w:val="single"/>
-          </w:rPr>
-          <w:t>Ezekiel 1:1–2</w:t>
-        </w:r>
-      </w:hyperlink>
+      <w:r>
+        <w:rPr>
+          <w:lang w:val="en_US" w:bidi="en_US"/>
+        </w:rPr>
+        <w:t>Ezekiel 1:1–2</w:t>
+      </w:r>
       <w:r>
         <w:rPr>
           <w:lang w:val="en_US" w:bidi="en_US"/>
@@ -383,54 +371,36 @@
           <w:lang w:val="en_US" w:bidi="en_US"/>
         </w:rPr>
       </w:r>
-      <w:hyperlink r:id="rId15">
-        <w:r>
-          <w:rPr>
-            <w:lang w:val="en_US" w:bidi="en_US"/>
-          </w:rPr>
-          <w:rPr>
-            <w:color w:val="0000EE"/>
-            <w:u w:val="single"/>
-          </w:rPr>
-          <w:t>Chapters 1–3</w:t>
-        </w:r>
-      </w:hyperlink>
+      <w:r>
+        <w:rPr>
+          <w:lang w:val="en_US" w:bidi="en_US"/>
+        </w:rPr>
+        <w:t>Chapters 1–3</w:t>
+      </w:r>
       <w:r>
         <w:rPr>
           <w:lang w:val="en_US" w:bidi="en_US"/>
         </w:rPr>
         <w:t xml:space="preserve"> describe how God called Ezekiel to be a prophet. Ezekiel’s first vision shows the glory of the Lord moving toward Judah in "a whirlwind" (</w:t>
       </w:r>
-      <w:hyperlink r:id="rId16">
-        <w:r>
-          <w:rPr>
-            <w:lang w:val="en_US" w:bidi="en_US"/>
-          </w:rPr>
-          <w:rPr>
-            <w:color w:val="0000EE"/>
-            <w:u w:val="single"/>
-          </w:rPr>
-          <w:t>1:4–28</w:t>
-        </w:r>
-      </w:hyperlink>
+      <w:r>
+        <w:rPr>
+          <w:lang w:val="en_US" w:bidi="en_US"/>
+        </w:rPr>
+        <w:t>1:4–28</w:t>
+      </w:r>
       <w:r>
         <w:rPr>
           <w:lang w:val="en_US" w:bidi="en_US"/>
         </w:rPr>
         <w:t>). The vision uses pictures of movement and judgment. It shows the Lord as a divine warrior, riding in his heavenly chariot and coming to judge his people. When God called Ezekiel, the Spirit told him that the people of Judah were stubborn and rebellious. They would not listen to his message (</w:t>
       </w:r>
-      <w:hyperlink r:id="rId17">
-        <w:r>
-          <w:rPr>
-            <w:lang w:val="en_US" w:bidi="en_US"/>
-          </w:rPr>
-          <w:rPr>
-            <w:color w:val="0000EE"/>
-            <w:u w:val="single"/>
-          </w:rPr>
-          <w:t>2:1–3:15</w:t>
-        </w:r>
-      </w:hyperlink>
+      <w:r>
+        <w:rPr>
+          <w:lang w:val="en_US" w:bidi="en_US"/>
+        </w:rPr>
+        <w:t>2:1–3:15</w:t>
+      </w:r>
       <w:r>
         <w:rPr>
           <w:lang w:val="en_US" w:bidi="en_US"/>
@@ -451,18 +421,12 @@
         </w:rPr>
         <w:t>Ezekiel was like a watchman, a person who warned a city when danger was coming (</w:t>
       </w:r>
-      <w:hyperlink r:id="rId18">
-        <w:r>
-          <w:rPr>
-            <w:lang w:val="en_US" w:bidi="en_US"/>
-          </w:rPr>
-          <w:rPr>
-            <w:color w:val="0000EE"/>
-            <w:u w:val="single"/>
-          </w:rPr>
-          <w:t>3:16–27</w:t>
-        </w:r>
-      </w:hyperlink>
+      <w:r>
+        <w:rPr>
+          <w:lang w:val="en_US" w:bidi="en_US"/>
+        </w:rPr>
+        <w:t>3:16–27</w:t>
+      </w:r>
       <w:r>
         <w:rPr>
           <w:lang w:val="en_US" w:bidi="en_US"/>
@@ -483,18 +447,12 @@
         </w:rPr>
         <w:t xml:space="preserve">In </w:t>
       </w:r>
-      <w:hyperlink r:id="rId19">
-        <w:r>
-          <w:rPr>
-            <w:lang w:val="en_US" w:bidi="en_US"/>
-          </w:rPr>
-          <w:rPr>
-            <w:color w:val="0000EE"/>
-            <w:u w:val="single"/>
-          </w:rPr>
-          <w:t>chapters 4–24</w:t>
-        </w:r>
-      </w:hyperlink>
+      <w:r>
+        <w:rPr>
+          <w:lang w:val="en_US" w:bidi="en_US"/>
+        </w:rPr>
+        <w:t>chapters 4–24</w:t>
+      </w:r>
       <w:r>
         <w:rPr>
           <w:lang w:val="en_US" w:bidi="en_US"/>
@@ -509,18 +467,12 @@
           <w:lang w:val="en_US" w:bidi="en_US"/>
         </w:rPr>
       </w:r>
-      <w:hyperlink r:id="rId20">
-        <w:r>
-          <w:rPr>
-            <w:lang w:val="en_US" w:bidi="en_US"/>
-          </w:rPr>
-          <w:rPr>
-            <w:color w:val="0000EE"/>
-            <w:u w:val="single"/>
-          </w:rPr>
-          <w:t>Chapters 8–11</w:t>
-        </w:r>
-      </w:hyperlink>
+      <w:r>
+        <w:rPr>
+          <w:lang w:val="en_US" w:bidi="en_US"/>
+        </w:rPr>
+        <w:t>Chapters 8–11</w:t>
+      </w:r>
       <w:r>
         <w:rPr>
           <w:lang w:val="en_US" w:bidi="en_US"/>
@@ -541,18 +493,12 @@
         </w:rPr>
         <w:t>The poems, messages, and visions in this section all point to the same truth. Jerusalem’s destruction is certain, and God’s judgment is just. This section ends with the announcement that Nebuchadnezzar has surrounded Jerusalem. It also ends with one final message that God’s judgment will surely come (</w:t>
       </w:r>
-      <w:hyperlink r:id="rId21">
-        <w:r>
-          <w:rPr>
-            <w:lang w:val="en_US" w:bidi="en_US"/>
-          </w:rPr>
-          <w:rPr>
-            <w:color w:val="0000EE"/>
-            <w:u w:val="single"/>
-          </w:rPr>
-          <w:t>chapter 24</w:t>
-        </w:r>
-      </w:hyperlink>
+      <w:r>
+        <w:rPr>
+          <w:lang w:val="en_US" w:bidi="en_US"/>
+        </w:rPr>
+        <w:t>chapter 24</w:t>
+      </w:r>
       <w:r>
         <w:rPr>
           <w:lang w:val="en_US" w:bidi="en_US"/>
@@ -573,18 +519,12 @@
         </w:rPr>
         <w:t>Ezekiel then turns to a message of hope. He begins with seven messages against the nations around Judah (</w:t>
       </w:r>
-      <w:hyperlink r:id="rId22">
-        <w:r>
-          <w:rPr>
-            <w:lang w:val="en_US" w:bidi="en_US"/>
-          </w:rPr>
-          <w:rPr>
-            <w:color w:val="0000EE"/>
-            <w:u w:val="single"/>
-          </w:rPr>
-          <w:t>chapters 25–32</w:t>
-        </w:r>
-      </w:hyperlink>
+      <w:r>
+        <w:rPr>
+          <w:lang w:val="en_US" w:bidi="en_US"/>
+        </w:rPr>
+        <w:t>chapters 25–32</w:t>
+      </w:r>
       <w:r>
         <w:rPr>
           <w:lang w:val="en_US" w:bidi="en_US"/>
@@ -603,18 +543,12 @@
         </w:rPr>
         <w:t>” (</w:t>
       </w:r>
-      <w:hyperlink r:id="rId23">
-        <w:r>
-          <w:rPr>
-            <w:lang w:val="en_US" w:bidi="en_US"/>
-          </w:rPr>
-          <w:rPr>
-            <w:color w:val="0000EE"/>
-            <w:u w:val="single"/>
-          </w:rPr>
-          <w:t>Genesis 12:3</w:t>
-        </w:r>
-      </w:hyperlink>
+      <w:r>
+        <w:rPr>
+          <w:lang w:val="en_US" w:bidi="en_US"/>
+        </w:rPr>
+        <w:t>Genesis 12:3</w:t>
+      </w:r>
       <w:r>
         <w:rPr>
           <w:lang w:val="en_US" w:bidi="en_US"/>
@@ -629,36 +563,24 @@
           <w:lang w:val="en_US" w:bidi="en_US"/>
         </w:rPr>
       </w:r>
-      <w:hyperlink r:id="rId24">
-        <w:r>
-          <w:rPr>
-            <w:lang w:val="en_US" w:bidi="en_US"/>
-          </w:rPr>
-          <w:rPr>
-            <w:color w:val="0000EE"/>
-            <w:u w:val="single"/>
-          </w:rPr>
-          <w:t>Chapters 33–48</w:t>
-        </w:r>
-      </w:hyperlink>
+      <w:r>
+        <w:rPr>
+          <w:lang w:val="en_US" w:bidi="en_US"/>
+        </w:rPr>
+        <w:t>Chapters 33–48</w:t>
+      </w:r>
       <w:r>
         <w:rPr>
           <w:lang w:val="en_US" w:bidi="en_US"/>
         </w:rPr>
         <w:t xml:space="preserve"> complete the movement from judgment to hope. This section begins when the exiles hear that Jerusalem has been destroyed (</w:t>
       </w:r>
-      <w:hyperlink r:id="rId25">
-        <w:r>
-          <w:rPr>
-            <w:lang w:val="en_US" w:bidi="en_US"/>
-          </w:rPr>
-          <w:rPr>
-            <w:color w:val="0000EE"/>
-            <w:u w:val="single"/>
-          </w:rPr>
-          <w:t>33:21</w:t>
-        </w:r>
-      </w:hyperlink>
+      <w:r>
+        <w:rPr>
+          <w:lang w:val="en_US" w:bidi="en_US"/>
+        </w:rPr>
+        <w:t>33:21</w:t>
+      </w:r>
       <w:r>
         <w:rPr>
           <w:lang w:val="en_US" w:bidi="en_US"/>
@@ -679,18 +601,12 @@
         </w:rPr>
         <w:t>The messages of hope promise a new shepherd, a renewed covenant (a binding agreement between God and his people), and a renewed land. In this renewed land, the people will live together in unity (</w:t>
       </w:r>
-      <w:hyperlink r:id="rId26">
-        <w:r>
-          <w:rPr>
-            <w:lang w:val="en_US" w:bidi="en_US"/>
-          </w:rPr>
-          <w:rPr>
-            <w:color w:val="0000EE"/>
-            <w:u w:val="single"/>
-          </w:rPr>
-          <w:t>chapters 34–37</w:t>
-        </w:r>
-      </w:hyperlink>
+      <w:r>
+        <w:rPr>
+          <w:lang w:val="en_US" w:bidi="en_US"/>
+        </w:rPr>
+        <w:t>chapters 34–37</w:t>
+      </w:r>
       <w:r>
         <w:rPr>
           <w:lang w:val="en_US" w:bidi="en_US"/>
@@ -711,18 +627,12 @@
         </w:rPr>
         <w:t>War threatens this picture of blessing (</w:t>
       </w:r>
-      <w:hyperlink r:id="rId27">
-        <w:r>
-          <w:rPr>
-            <w:lang w:val="en_US" w:bidi="en_US"/>
-          </w:rPr>
-          <w:rPr>
-            <w:color w:val="0000EE"/>
-            <w:u w:val="single"/>
-          </w:rPr>
-          <w:t>chapters 38–39</w:t>
-        </w:r>
-      </w:hyperlink>
+      <w:r>
+        <w:rPr>
+          <w:lang w:val="en_US" w:bidi="en_US"/>
+        </w:rPr>
+        <w:t>chapters 38–39</w:t>
+      </w:r>
       <w:r>
         <w:rPr>
           <w:lang w:val="en_US" w:bidi="en_US"/>
@@ -743,18 +653,12 @@
         </w:rPr>
         <w:t>After God defeats Gog and his allies, he shows Ezekiel the final temple and the land set in a new order (</w:t>
       </w:r>
-      <w:hyperlink r:id="rId28">
-        <w:r>
-          <w:rPr>
-            <w:lang w:val="en_US" w:bidi="en_US"/>
-          </w:rPr>
-          <w:rPr>
-            <w:color w:val="0000EE"/>
-            <w:u w:val="single"/>
-          </w:rPr>
-          <w:t>chapters 40–48</w:t>
-        </w:r>
-      </w:hyperlink>
+      <w:r>
+        <w:rPr>
+          <w:lang w:val="en_US" w:bidi="en_US"/>
+        </w:rPr>
+        <w:t>chapters 40–48</w:t>
+      </w:r>
       <w:r>
         <w:rPr>
           <w:lang w:val="en_US" w:bidi="en_US"/>
@@ -800,18 +704,12 @@
         </w:rPr>
         <w:t>In the first verses of the book, Ezekiel says that he is the author (</w:t>
       </w:r>
-      <w:hyperlink r:id="rId29">
-        <w:r>
-          <w:rPr>
-            <w:lang w:val="en_US" w:bidi="en_US"/>
-          </w:rPr>
-          <w:rPr>
-            <w:color w:val="0000EE"/>
-            <w:u w:val="single"/>
-          </w:rPr>
-          <w:t>1:3</w:t>
-        </w:r>
-      </w:hyperlink>
+      <w:r>
+        <w:rPr>
+          <w:lang w:val="en_US" w:bidi="en_US"/>
+        </w:rPr>
+        <w:t>1:3</w:t>
+      </w:r>
       <w:r>
         <w:rPr>
           <w:lang w:val="en_US" w:bidi="en_US"/>
@@ -897,18 +795,12 @@
         </w:rPr>
         <w:t>” (</w:t>
       </w:r>
-      <w:hyperlink r:id="rId30">
-        <w:r>
-          <w:rPr>
-            <w:lang w:val="en_US" w:bidi="en_US"/>
-          </w:rPr>
-          <w:rPr>
-            <w:color w:val="0000EE"/>
-            <w:u w:val="single"/>
-          </w:rPr>
-          <w:t>33:10</w:t>
-        </w:r>
-      </w:hyperlink>
+      <w:r>
+        <w:rPr>
+          <w:lang w:val="en_US" w:bidi="en_US"/>
+        </w:rPr>
+        <w:t>33:10</w:t>
+      </w:r>
       <w:r>
         <w:rPr>
           <w:lang w:val="en_US" w:bidi="en_US"/>
@@ -943,36 +835,24 @@
         </w:rPr>
         <w:t>Ezekiel gave these discouraged people a message about God’s rule and glory. He showed that God is great, holy, and powerful. The gods of Babylon had not defeated the Lord. Instead, the Lord had chosen to leave his land and temple because of his people’s sin. But even though he left the unclean city of Jerusalem, he did not abandon his people. He went to the faithful remnant, the small group of his people who were in exile (</w:t>
       </w:r>
-      <w:hyperlink r:id="rId31">
-        <w:r>
-          <w:rPr>
-            <w:lang w:val="en_US" w:bidi="en_US"/>
-          </w:rPr>
-          <w:rPr>
-            <w:color w:val="0000EE"/>
-            <w:u w:val="single"/>
-          </w:rPr>
-          <w:t>11:16</w:t>
-        </w:r>
-      </w:hyperlink>
+      <w:r>
+        <w:rPr>
+          <w:lang w:val="en_US" w:bidi="en_US"/>
+        </w:rPr>
+        <w:t>11:16</w:t>
+      </w:r>
       <w:r>
         <w:rPr>
           <w:lang w:val="en_US" w:bidi="en_US"/>
         </w:rPr>
         <w:t>). This is where Ezekiel first saw the glory of the Lord (</w:t>
       </w:r>
-      <w:hyperlink r:id="rId32">
-        <w:r>
-          <w:rPr>
-            <w:lang w:val="en_US" w:bidi="en_US"/>
-          </w:rPr>
-          <w:rPr>
-            <w:color w:val="0000EE"/>
-            <w:u w:val="single"/>
-          </w:rPr>
-          <w:t>1:1</w:t>
-        </w:r>
-      </w:hyperlink>
+      <w:r>
+        <w:rPr>
+          <w:lang w:val="en_US" w:bidi="en_US"/>
+        </w:rPr>
+        <w:t>1:1</w:t>
+      </w:r>
       <w:r>
         <w:rPr>
           <w:lang w:val="en_US" w:bidi="en_US"/>
@@ -993,36 +873,24 @@
         </w:rPr>
         <w:t>God was still ruling over all things. This included King Nebuchadnezzar’s attempts to ask his gods for guidance through divination, a practice of seeking hidden knowledge through signs (</w:t>
       </w:r>
-      <w:hyperlink r:id="rId33">
-        <w:r>
-          <w:rPr>
-            <w:lang w:val="en_US" w:bidi="en_US"/>
-          </w:rPr>
-          <w:rPr>
-            <w:color w:val="0000EE"/>
-            <w:u w:val="single"/>
-          </w:rPr>
-          <w:t>21:21–23</w:t>
-        </w:r>
-      </w:hyperlink>
+      <w:r>
+        <w:rPr>
+          <w:lang w:val="en_US" w:bidi="en_US"/>
+        </w:rPr>
+        <w:t>21:21–23</w:t>
+      </w:r>
       <w:r>
         <w:rPr>
           <w:lang w:val="en_US" w:bidi="en_US"/>
         </w:rPr>
         <w:t xml:space="preserve">; compare </w:t>
       </w:r>
-      <w:hyperlink r:id="rId34">
-        <w:r>
-          <w:rPr>
-            <w:lang w:val="en_US" w:bidi="en_US"/>
-          </w:rPr>
-          <w:rPr>
-            <w:color w:val="0000EE"/>
-            <w:u w:val="single"/>
-          </w:rPr>
-          <w:t>Daniel 2–4</w:t>
-        </w:r>
-      </w:hyperlink>
+      <w:r>
+        <w:rPr>
+          <w:lang w:val="en_US" w:bidi="en_US"/>
+        </w:rPr>
+        <w:t>Daniel 2–4</w:t>
+      </w:r>
       <w:r>
         <w:rPr>
           <w:lang w:val="en_US" w:bidi="en_US"/>
@@ -1043,18 +911,12 @@
         </w:rPr>
         <w:t>The destruction of Jerusalem was not the end of the story for God’s people. God had promised to bless Abraham’s descendants. He would make them into a great nation and bless all nations through them. The messages against the nations around Judah show that God had not forgotten this old promise (</w:t>
       </w:r>
-      <w:hyperlink r:id="rId22">
-        <w:r>
-          <w:rPr>
-            <w:lang w:val="en_US" w:bidi="en_US"/>
-          </w:rPr>
-          <w:rPr>
-            <w:color w:val="0000EE"/>
-            <w:u w:val="single"/>
-          </w:rPr>
-          <w:t>Ezekiel 25–32</w:t>
-        </w:r>
-      </w:hyperlink>
+      <w:r>
+        <w:rPr>
+          <w:lang w:val="en_US" w:bidi="en_US"/>
+        </w:rPr>
+        <w:t>Ezekiel 25–32</w:t>
+      </w:r>
       <w:r>
         <w:rPr>
           <w:lang w:val="en_US" w:bidi="en_US"/>
@@ -1075,18 +937,12 @@
         </w:rPr>
         <w:t>God would not abandon his people forever. One day, he would return to be their shepherd (</w:t>
       </w:r>
-      <w:hyperlink r:id="rId35">
-        <w:r>
-          <w:rPr>
-            <w:lang w:val="en_US" w:bidi="en_US"/>
-          </w:rPr>
-          <w:rPr>
-            <w:color w:val="0000EE"/>
-            <w:u w:val="single"/>
-          </w:rPr>
-          <w:t>34:11</w:t>
-        </w:r>
-      </w:hyperlink>
+      <w:r>
+        <w:rPr>
+          <w:lang w:val="en_US" w:bidi="en_US"/>
+        </w:rPr>
+        <w:t>34:11</w:t>
+      </w:r>
       <w:r>
         <w:rPr>
           <w:lang w:val="en_US" w:bidi="en_US"/>
@@ -1121,144 +977,96 @@
         </w:rPr>
         <w:t>Ezekiel points to a greater hope that is fulfilled in Jesus Christ. Through Christ, God’s glory lives fully among us. He is the light in the darkness of our exile, when we are separated from our true home with God (</w:t>
       </w:r>
-      <w:hyperlink r:id="rId31">
-        <w:r>
-          <w:rPr>
-            <w:lang w:val="en_US" w:bidi="en_US"/>
-          </w:rPr>
-          <w:rPr>
-            <w:color w:val="0000EE"/>
-            <w:u w:val="single"/>
-          </w:rPr>
-          <w:t>11:16</w:t>
-        </w:r>
-      </w:hyperlink>
+      <w:r>
+        <w:rPr>
+          <w:lang w:val="en_US" w:bidi="en_US"/>
+        </w:rPr>
+        <w:t>11:16</w:t>
+      </w:r>
       <w:r>
         <w:rPr>
           <w:lang w:val="en_US" w:bidi="en_US"/>
         </w:rPr>
         <w:t xml:space="preserve">; </w:t>
       </w:r>
-      <w:hyperlink r:id="rId36">
-        <w:r>
-          <w:rPr>
-            <w:lang w:val="en_US" w:bidi="en_US"/>
-          </w:rPr>
-          <w:rPr>
-            <w:color w:val="0000EE"/>
-            <w:u w:val="single"/>
-          </w:rPr>
-          <w:t>43:1–5</w:t>
-        </w:r>
-      </w:hyperlink>
+      <w:r>
+        <w:rPr>
+          <w:lang w:val="en_US" w:bidi="en_US"/>
+        </w:rPr>
+        <w:t>43:1–5</w:t>
+      </w:r>
       <w:r>
         <w:rPr>
           <w:lang w:val="en_US" w:bidi="en_US"/>
         </w:rPr>
         <w:t xml:space="preserve">; </w:t>
       </w:r>
-      <w:hyperlink r:id="rId37">
-        <w:r>
-          <w:rPr>
-            <w:lang w:val="en_US" w:bidi="en_US"/>
-          </w:rPr>
-          <w:rPr>
-            <w:color w:val="0000EE"/>
-            <w:u w:val="single"/>
-          </w:rPr>
-          <w:t>John 1:14</w:t>
-        </w:r>
-      </w:hyperlink>
+      <w:r>
+        <w:rPr>
+          <w:lang w:val="en_US" w:bidi="en_US"/>
+        </w:rPr>
+        <w:t>John 1:14</w:t>
+      </w:r>
       <w:r>
         <w:rPr>
           <w:lang w:val="en_US" w:bidi="en_US"/>
         </w:rPr>
         <w:t>). Jesus is the Good Shepherd who brings justice for his sheep (</w:t>
       </w:r>
-      <w:hyperlink r:id="rId38">
-        <w:r>
-          <w:rPr>
-            <w:lang w:val="en_US" w:bidi="en_US"/>
-          </w:rPr>
-          <w:rPr>
-            <w:color w:val="0000EE"/>
-            <w:u w:val="single"/>
-          </w:rPr>
-          <w:t>Ezekiel 34:1–24</w:t>
-        </w:r>
-      </w:hyperlink>
+      <w:r>
+        <w:rPr>
+          <w:lang w:val="en_US" w:bidi="en_US"/>
+        </w:rPr>
+        <w:t>Ezekiel 34:1–24</w:t>
+      </w:r>
       <w:r>
         <w:rPr>
           <w:lang w:val="en_US" w:bidi="en_US"/>
         </w:rPr>
         <w:t xml:space="preserve">; </w:t>
       </w:r>
-      <w:hyperlink r:id="rId39">
-        <w:r>
-          <w:rPr>
-            <w:lang w:val="en_US" w:bidi="en_US"/>
-          </w:rPr>
-          <w:rPr>
-            <w:color w:val="0000EE"/>
-            <w:u w:val="single"/>
-          </w:rPr>
-          <w:t>John 10:11</w:t>
-        </w:r>
-      </w:hyperlink>
+      <w:r>
+        <w:rPr>
+          <w:lang w:val="en_US" w:bidi="en_US"/>
+        </w:rPr>
+        <w:t>John 10:11</w:t>
+      </w:r>
       <w:r>
         <w:rPr>
           <w:lang w:val="en_US" w:bidi="en_US"/>
         </w:rPr>
         <w:t>). He fills us with his Spirit and makes us new people in him (</w:t>
       </w:r>
-      <w:hyperlink r:id="rId40">
-        <w:r>
-          <w:rPr>
-            <w:lang w:val="en_US" w:bidi="en_US"/>
-          </w:rPr>
-          <w:rPr>
-            <w:color w:val="0000EE"/>
-            <w:u w:val="single"/>
-          </w:rPr>
-          <w:t>Ezekiel 36:26–28</w:t>
-        </w:r>
-      </w:hyperlink>
+      <w:r>
+        <w:rPr>
+          <w:lang w:val="en_US" w:bidi="en_US"/>
+        </w:rPr>
+        <w:t>Ezekiel 36:26–28</w:t>
+      </w:r>
       <w:r>
         <w:rPr>
           <w:lang w:val="en_US" w:bidi="en_US"/>
         </w:rPr>
         <w:t xml:space="preserve">; </w:t>
       </w:r>
-      <w:hyperlink r:id="rId41">
-        <w:r>
-          <w:rPr>
-            <w:lang w:val="en_US" w:bidi="en_US"/>
-          </w:rPr>
-          <w:rPr>
-            <w:color w:val="0000EE"/>
-            <w:u w:val="single"/>
-          </w:rPr>
-          <w:t>37:1–14</w:t>
-        </w:r>
-      </w:hyperlink>
+      <w:r>
+        <w:rPr>
+          <w:lang w:val="en_US" w:bidi="en_US"/>
+        </w:rPr>
+        <w:t>37:1–14</w:t>
+      </w:r>
       <w:r>
         <w:rPr>
           <w:lang w:val="en_US" w:bidi="en_US"/>
         </w:rPr>
         <w:t xml:space="preserve">; </w:t>
       </w:r>
-      <w:hyperlink r:id="rId42">
-        <w:r>
-          <w:rPr>
-            <w:lang w:val="en_US" w:bidi="en_US"/>
-          </w:rPr>
-          <w:rPr>
-            <w:color w:val="0000EE"/>
-            <w:u w:val="single"/>
-          </w:rPr>
-          <w:t>2 Corinthians 5:17</w:t>
-        </w:r>
-      </w:hyperlink>
+      <w:r>
+        <w:rPr>
+          <w:lang w:val="en_US" w:bidi="en_US"/>
+        </w:rPr>
+        <w:t>2 Corinthians 5:17</w:t>
+      </w:r>
       <w:r>
         <w:rPr>
           <w:lang w:val="en_US" w:bidi="en_US"/>
@@ -1279,36 +1087,24 @@
         </w:rPr>
         <w:t>Those who belong to Christ have even greater access to God’s presence than Ezekiel’s visions showed. They can come freely to God’s throne of grace. They can drink from the water of life that flows from the throne (</w:t>
       </w:r>
-      <w:hyperlink r:id="rId43">
-        <w:r>
-          <w:rPr>
-            <w:lang w:val="en_US" w:bidi="en_US"/>
-          </w:rPr>
-          <w:rPr>
-            <w:color w:val="0000EE"/>
-            <w:u w:val="single"/>
-          </w:rPr>
-          <w:t>Ezekiel 47:1–11</w:t>
-        </w:r>
-      </w:hyperlink>
+      <w:r>
+        <w:rPr>
+          <w:lang w:val="en_US" w:bidi="en_US"/>
+        </w:rPr>
+        <w:t>Ezekiel 47:1–11</w:t>
+      </w:r>
       <w:r>
         <w:rPr>
           <w:lang w:val="en_US" w:bidi="en_US"/>
         </w:rPr>
         <w:t xml:space="preserve">; </w:t>
       </w:r>
-      <w:hyperlink r:id="rId44">
-        <w:r>
-          <w:rPr>
-            <w:lang w:val="en_US" w:bidi="en_US"/>
-          </w:rPr>
-          <w:rPr>
-            <w:color w:val="0000EE"/>
-            <w:u w:val="single"/>
-          </w:rPr>
-          <w:t>Revelation 22:1–5</w:t>
-        </w:r>
-      </w:hyperlink>
+      <w:r>
+        <w:rPr>
+          <w:lang w:val="en_US" w:bidi="en_US"/>
+        </w:rPr>
+        <w:t>Revelation 22:1–5</w:t>
+      </w:r>
       <w:r>
         <w:rPr>
           <w:lang w:val="en_US" w:bidi="en_US"/>
